--- a/各类表格/6.2 系统整体测评结论形成/素材2-4：高风险项快速判定卡.docx
+++ b/各类表格/6.2 系统整体测评结论形成/素材2-4：高风险项快速判定卡.docx
@@ -36,6 +36,42 @@
           <w:shd w:val="clear" w:fill="FFFFFF"/>
         </w:rPr>
         <w:t>素材2-4：高风险项快速判定卡</w:t>
+      </w:r>
+    </w:p>
+    <w:p>
+      <w:pPr>
+        <w:pStyle w:val="2"/>
+        <w:keepNext w:val="0"/>
+        <w:keepLines w:val="0"/>
+        <w:widowControl/>
+        <w:suppressLineNumbers w:val="0"/>
+        <w:shd w:val="clear" w:fill="FFFFFF"/>
+        <w:spacing w:before="384" w:beforeAutospacing="0" w:after="192" w:afterAutospacing="0" w:line="360" w:lineRule="atLeast"/>
+        <w:ind w:left="0" w:right="0" w:firstLine="0"/>
+        <w:rPr>
+          <w:rFonts w:ascii="Segoe UI" w:hAnsi="Segoe UI" w:eastAsia="Segoe UI" w:cs="Segoe UI"/>
+          <w:b/>
+          <w:bCs/>
+          <w:caps w:val="0"/>
+          <w:color w:val="0F1115"/>
+          <w:spacing w:val="0"/>
+          <w:sz w:val="30"/>
+          <w:szCs w:val="30"/>
+        </w:rPr>
+      </w:pPr>
+      <w:r>
+        <w:rPr>
+          <w:rFonts w:hint="default" w:ascii="Segoe UI" w:hAnsi="Segoe UI" w:eastAsia="Segoe UI" w:cs="Segoe UI"/>
+          <w:b/>
+          <w:bCs/>
+          <w:caps w:val="0"/>
+          <w:color w:val="0F1115"/>
+          <w:spacing w:val="0"/>
+          <w:sz w:val="30"/>
+          <w:szCs w:val="30"/>
+          <w:shd w:val="clear" w:fill="FFFFFF"/>
+        </w:rPr>
+        <w:t>使用规则（两条硬规则）：① 凡测评项存在本卡所列高风险问题，无论其满足程度如何，该项单项测评结论直接判“不符合”；② 被测系统只要存在 1 项高风险问题，系统整体测评结论直接判“不符合”。</w:t>
       </w:r>
     </w:p>
     <w:tbl>
@@ -430,7 +466,7 @@
                 <w:bdr w:val="none" w:color="auto" w:sz="0" w:space="0"/>
                 <w:lang w:val="en-US" w:eastAsia="zh-CN" w:bidi="ar"/>
               </w:rPr>
-              <w:t>通信传输（部分符合）</w:t>
+              <w:t>通信传输（未采用加密技术）</w:t>
             </w:r>
           </w:p>
         </w:tc>
